--- a/docs/Руководство_по_запуску_и_игре_Дурак_Oracle.docx
+++ b/docs/Руководство_по_запуску_и_игре_Дурак_Oracle.docx
@@ -87,7 +87,7 @@
           <w:b/>
           <w:sz w:val="22"/>
         </w:rPr>
-        <w:t>Версия для защиты минимального и хорошего уровней требований</w:t>
+        <w:t>Учебный проект по Oracle SQL и PL/SQL</w:t>
       </w:r>
     </w:p>
     <w:p>
@@ -99,7 +99,7 @@
           <w:color w:val="666666"/>
           <w:sz w:val="19"/>
         </w:rPr>
-        <w:t>Подготовлено для Михаила • 25 сентября 2026</w:t>
+        <w:t>2026</w:t>
       </w:r>
     </w:p>
     <w:p>
@@ -113,12 +113,12 @@
         <w:keepNext/>
       </w:pPr>
       <w:r>
-        <w:t>Как пользоваться этим руководством</w:t>
+        <w:t>Назначение руководства</w:t>
       </w:r>
     </w:p>
     <w:p>
       <w:r>
-        <w:t>Руководство ведёт от запуска пустой базы до ручной партии на шесть человек. Каждый шаг отвечает на четыре вопроса: какое подключение открыть, что выполнить, какой результат считать правильным и что делать при ошибке.</w:t>
+        <w:t>Руководство описывает установку базы данных, подключение пользователей и проведение партии с участием двух–шести игроков. Для каждого этапа указаны необходимое подключение, команды и критерии проверки результата.</w:t>
       </w:r>
     </w:p>
     <w:p>
@@ -134,10 +134,10 @@
           <w:b/>
           <w:color w:val="A61B1B"/>
         </w:rPr>
-        <w:t xml:space="preserve">Главная проверка. </w:t>
-      </w:r>
-      <w:r>
-        <w:t>Перед любой командой смотрите имя активного подключения в правом верхнем углу Worksheet и выполняйте SELECT USER FROM dual. Ошибки чаще всего возникают не из-за SQL, а из-за запуска в другом подключении.</w:t>
+        <w:t xml:space="preserve">Проверка подключения. </w:t>
+      </w:r>
+      <w:r>
+        <w:t>Перед выполнением команды проверьте имя активного подключения в правом верхнем углу Worksheet и выполните SELECT USER FROM dual.</w:t>
       </w:r>
     </w:p>
     <w:p>
@@ -4456,10 +4456,10 @@
           <w:b/>
           <w:color w:val="A61B1B"/>
         </w:rPr>
-        <w:t xml:space="preserve">Критически важно. </w:t>
-      </w:r>
-      <w:r>
-        <w:t>Название вкладки может вводить в заблуждение. Реальное подключение показано в выпадающем списке справа вверху редактора Worksheet.</w:t>
+        <w:t xml:space="preserve">Активное подключение. </w:t>
+      </w:r>
+      <w:r>
+        <w:t>При выполнении команд используется подключение, указанное в выпадающем списке справа вверху редактора Worksheet.</w:t>
       </w:r>
     </w:p>
     <w:p>
@@ -5443,7 +5443,7 @@
         <w:pStyle w:val="Lead"/>
       </w:pPr>
       <w:r>
-        <w:t>Теперь вернитесь в DURAK_OWNER. SYSTEM на этом шаге не нужен.</w:t>
+        <w:t>Выдача прав выполняется из подключения DURAK_OWNER.</w:t>
       </w:r>
     </w:p>
     <w:p>
@@ -5497,37 +5497,37 @@
         <w:keepLines/>
       </w:pPr>
       <w:r>
-        <w:t>@"/Users/desertik/Documents/ChatGPT/Игра Дурак только на Oracle/admin/grant_player_access.sql" DURAK_P1</w:t>
+        <w:t>@admin/grant_player_access.sql DURAK_P1</w:t>
       </w:r>
       <w:r>
         <w:br/>
       </w:r>
       <w:r>
-        <w:t>@"/Users/desertik/Documents/ChatGPT/Игра Дурак только на Oracle/admin/grant_player_access.sql" DURAK_P2</w:t>
+        <w:t>@admin/grant_player_access.sql DURAK_P2</w:t>
       </w:r>
       <w:r>
         <w:br/>
       </w:r>
       <w:r>
-        <w:t>@"/Users/desertik/Documents/ChatGPT/Игра Дурак только на Oracle/admin/grant_player_access.sql" DURAK_P3</w:t>
+        <w:t>@admin/grant_player_access.sql DURAK_P3</w:t>
       </w:r>
       <w:r>
         <w:br/>
       </w:r>
       <w:r>
-        <w:t>@"/Users/desertik/Documents/ChatGPT/Игра Дурак только на Oracle/admin/grant_player_access.sql" DURAK_P4</w:t>
+        <w:t>@admin/grant_player_access.sql DURAK_P4</w:t>
       </w:r>
       <w:r>
         <w:br/>
       </w:r>
       <w:r>
-        <w:t>@"/Users/desertik/Documents/ChatGPT/Игра Дурак только на Oracle/admin/grant_player_access.sql" DURAK_P5</w:t>
+        <w:t>@admin/grant_player_access.sql DURAK_P5</w:t>
       </w:r>
       <w:r>
         <w:br/>
       </w:r>
       <w:r>
-        <w:t>@"/Users/desertik/Documents/ChatGPT/Игра Дурак только на Oracle/admin/grant_player_access.sql" DURAK_P6</w:t>
+        <w:t>@admin/grant_player_access.sql DURAK_P6</w:t>
       </w:r>
     </w:p>
     <w:p>
@@ -7216,7 +7216,7 @@
         <w:pStyle w:val="Lead"/>
       </w:pPr>
       <w:r>
-        <w:t>Для наглядной шестиместной демонстрации рекомендуется колода 52 карты: после раздачи остаётся 16 карт в талоне.</w:t>
+        <w:t>Для партии на шесть игроков используется колода 52 карты; после раздачи в талоне остаётся 16 карт.</w:t>
       </w:r>
     </w:p>
     <w:p>
@@ -10061,10 +10061,10 @@
           <w:b/>
           <w:color w:val="C65911"/>
         </w:rPr>
-        <w:t xml:space="preserve">Для защиты лучше писать явно. </w:t>
-      </w:r>
-      <w:r>
-        <w:t>При нескольких парах используйте БИТО &lt;карта&gt; &lt;номер пары&gt;, чтобы не закрыть не ту атаку.</w:t>
+        <w:t xml:space="preserve">Указание пары. </w:t>
+      </w:r>
+      <w:r>
+        <w:t>При нескольких парах команда БИТО &lt;карта&gt; &lt;номер пары&gt; однозначно определяет покрываемую карту атаки.</w:t>
       </w:r>
     </w:p>
     <w:p>
@@ -11477,7 +11477,7 @@
                 <w:color w:val="FFFFFF"/>
                 <w:sz w:val="18"/>
               </w:rPr>
-              <w:t>Рекомендация для показа</w:t>
+              <w:t>Пример настройки</w:t>
             </w:r>
           </w:p>
         </w:tc>
@@ -11676,7 +11676,7 @@
               <w:rPr>
                 <w:sz w:val="17"/>
               </w:rPr>
-              <w:t>Начать с PODKIDNOY.</w:t>
+              <w:t>PODKIDNOY для базовой партии.</w:t>
             </w:r>
           </w:p>
         </w:tc>
@@ -11973,7 +11973,7 @@
               <w:rPr>
                 <w:sz w:val="17"/>
               </w:rPr>
-              <w:t>0 при ручной демонстрации.</w:t>
+              <w:t>0 при ручной проверке.</w:t>
             </w:r>
           </w:p>
         </w:tc>
@@ -14878,7 +14878,7 @@
         <w:keepNext/>
       </w:pPr>
       <w:r>
-        <w:t>18. Сценарий демонстрации преподавателю</w:t>
+        <w:t>18. Порядок функциональной проверки</w:t>
       </w:r>
     </w:p>
     <w:p>
@@ -14886,7 +14886,7 @@
         <w:pStyle w:val="Lead"/>
       </w:pPr>
       <w:r>
-        <w:t>Эта последовательность показывает все обязательные функции без лишних расширений уровня «отлично».</w:t>
+        <w:t>Последовательность охватывает функции минимального и хорошего уровней требований.</w:t>
       </w:r>
     </w:p>
     <w:p>
@@ -15105,7 +15105,7 @@
         <w:keepNext/>
       </w:pPr>
       <w:r>
-        <w:t>Контрольный чек-лист перед защитой</w:t>
+        <w:t>Контрольный перечень проверки</w:t>
       </w:r>
     </w:p>
     <w:tbl>
@@ -15888,7 +15888,7 @@
         <w:keepNext/>
       </w:pPr>
       <w:r>
-        <w:t>Приложение A. Шпаргалка игрока</w:t>
+        <w:t>Приложение A. Основные команды игрока</w:t>
       </w:r>
     </w:p>
     <w:p>
@@ -15896,7 +15896,7 @@
         <w:pStyle w:val="Lead"/>
       </w:pPr>
       <w:r>
-        <w:t>Эту страницу удобно держать открытой во время ручной партии.</w:t>
+        <w:t>Сводка команд для проведения партии в SQL Developer.</w:t>
       </w:r>
     </w:p>
     <w:p>
@@ -16056,10 +16056,10 @@
           <w:b/>
           <w:color w:val="1F4E78"/>
         </w:rPr>
-        <w:t xml:space="preserve">Если непонятно, что делать. </w:t>
-      </w:r>
-      <w:r>
-        <w:t>Не угадывайте: обновите V_GAME_CONSOLE, прочитайте TURN_TEXT и COMMAND_HINT, затем перейдите в окно указанного игрока.</w:t>
+        <w:t xml:space="preserve">Определение следующего действия. </w:t>
+      </w:r>
+      <w:r>
+        <w:t>Обновите V_GAME_CONSOLE, проверьте TURN_TEXT и COMMAND_HINT, затем используйте подключение указанного игрока.</w:t>
       </w:r>
     </w:p>
     <w:sectPr>
